--- a/backend/secure-files/portfolios-docx/NMX-22.docx
+++ b/backend/secure-files/portfolios-docx/NMX-22.docx
@@ -1048,6 +1048,62 @@
         <w:t>NMX-22 es un registro nutricional orientado a la enfermedad renal. Sobre la base INTA 2018 evalúa la cobertura de nutrientes con relevancia renal y genera reportes, apoyándose en hojas específicas de trazabilidad y matriz renal. Comparte estructura con NMX-29 (recordatorio 24 h renal) dentro de la Fase 3, con una orientación clínica de apoyo.</w:t>
       </w:r>
     </w:p>
+    <w:p>
+      <w:pPr>
+        <w:keepNext/>
+        <w:spacing w:before="120" w:after="20"/>
+        <w:jc w:val="center"/>
+      </w:pPr>
+      <w:r>
+        <w:drawing>
+          <wp:inline xmlns:a="http://schemas.openxmlformats.org/drawingml/2006/main" xmlns:pic="http://schemas.openxmlformats.org/drawingml/2006/picture">
+            <wp:extent cx="5580000" cy="4311818"/>
+            <wp:docPr id="1" name="Picture 1"/>
+            <wp:cNvGraphicFramePr>
+              <a:graphicFrameLocks noChangeAspect="1"/>
+            </wp:cNvGraphicFramePr>
+            <a:graphic>
+              <a:graphicData uri="http://schemas.openxmlformats.org/drawingml/2006/picture">
+                <pic:pic>
+                  <pic:nvPicPr>
+                    <pic:cNvPr id="0" name="NMX-22_01_INICIO.png"/>
+                    <pic:cNvPicPr/>
+                  </pic:nvPicPr>
+                  <pic:blipFill>
+                    <a:blip r:embed="rId10"/>
+                    <a:stretch>
+                      <a:fillRect/>
+                    </a:stretch>
+                  </pic:blipFill>
+                  <pic:spPr>
+                    <a:xfrm>
+                      <a:off x="0" y="0"/>
+                      <a:ext cx="5580000" cy="4311818"/>
+                    </a:xfrm>
+                    <a:prstGeom prst="rect"/>
+                  </pic:spPr>
+                </pic:pic>
+              </a:graphicData>
+            </a:graphic>
+          </wp:inline>
+        </w:drawing>
+      </w:r>
+    </w:p>
+    <w:p>
+      <w:pPr>
+        <w:spacing w:before="0" w:after="160"/>
+        <w:jc w:val="center"/>
+      </w:pPr>
+      <w:r>
+        <w:rPr>
+          <w:rFonts w:ascii="Calibri" w:hAnsi="Calibri"/>
+          <w:b/>
+          <w:color w:val="45565E"/>
+          <w:sz w:val="17"/>
+        </w:rPr>
+        <w:t>Figura 1. Vista inicial (hoja INICIO).</w:t>
+      </w:r>
+    </w:p>
     <w:tbl>
       <w:tblPr>
         <w:tblW w:type="auto" w:w="0"/>
@@ -2058,6 +2114,62 @@
         <w:t>Parámetros/metas renales (CONFIG)</w:t>
       </w:r>
     </w:p>
+    <w:p>
+      <w:pPr>
+        <w:keepNext/>
+        <w:spacing w:before="120" w:after="20"/>
+        <w:jc w:val="center"/>
+      </w:pPr>
+      <w:r>
+        <w:drawing>
+          <wp:inline xmlns:a="http://schemas.openxmlformats.org/drawingml/2006/main" xmlns:pic="http://schemas.openxmlformats.org/drawingml/2006/picture">
+            <wp:extent cx="5580000" cy="4311818"/>
+            <wp:docPr id="2" name="Picture 2"/>
+            <wp:cNvGraphicFramePr>
+              <a:graphicFrameLocks noChangeAspect="1"/>
+            </wp:cNvGraphicFramePr>
+            <a:graphic>
+              <a:graphicData uri="http://schemas.openxmlformats.org/drawingml/2006/picture">
+                <pic:pic>
+                  <pic:nvPicPr>
+                    <pic:cNvPr id="0" name="NMX-22_03_ENTRADA_01.png"/>
+                    <pic:cNvPicPr/>
+                  </pic:nvPicPr>
+                  <pic:blipFill>
+                    <a:blip r:embed="rId11"/>
+                    <a:stretch>
+                      <a:fillRect/>
+                    </a:stretch>
+                  </pic:blipFill>
+                  <pic:spPr>
+                    <a:xfrm>
+                      <a:off x="0" y="0"/>
+                      <a:ext cx="5580000" cy="4311818"/>
+                    </a:xfrm>
+                    <a:prstGeom prst="rect"/>
+                  </pic:spPr>
+                </pic:pic>
+              </a:graphicData>
+            </a:graphic>
+          </wp:inline>
+        </w:drawing>
+      </w:r>
+    </w:p>
+    <w:p>
+      <w:pPr>
+        <w:spacing w:before="0" w:after="160"/>
+        <w:jc w:val="center"/>
+      </w:pPr>
+      <w:r>
+        <w:rPr>
+          <w:rFonts w:ascii="Calibri" w:hAnsi="Calibri"/>
+          <w:b/>
+          <w:color w:val="45565E"/>
+          <w:sz w:val="17"/>
+        </w:rPr>
+        <w:t>Figura 2. Pantalla de ingreso de datos.</w:t>
+      </w:r>
+    </w:p>
     <w:tbl>
       <w:tblPr>
         <w:tblW w:type="auto" w:w="0"/>
@@ -2405,6 +2517,62 @@
         </w:tc>
       </w:tr>
     </w:tbl>
+    <w:p>
+      <w:pPr>
+        <w:keepNext/>
+        <w:spacing w:before="120" w:after="20"/>
+        <w:jc w:val="center"/>
+      </w:pPr>
+      <w:r>
+        <w:drawing>
+          <wp:inline xmlns:a="http://schemas.openxmlformats.org/drawingml/2006/main" xmlns:pic="http://schemas.openxmlformats.org/drawingml/2006/picture">
+            <wp:extent cx="5580000" cy="4311818"/>
+            <wp:docPr id="3" name="Picture 3"/>
+            <wp:cNvGraphicFramePr>
+              <a:graphicFrameLocks noChangeAspect="1"/>
+            </wp:cNvGraphicFramePr>
+            <a:graphic>
+              <a:graphicData uri="http://schemas.openxmlformats.org/drawingml/2006/picture">
+                <pic:pic>
+                  <pic:nvPicPr>
+                    <pic:cNvPr id="0" name="NMX-22_05_RESULTADOS_01.png"/>
+                    <pic:cNvPicPr/>
+                  </pic:nvPicPr>
+                  <pic:blipFill>
+                    <a:blip r:embed="rId12"/>
+                    <a:stretch>
+                      <a:fillRect/>
+                    </a:stretch>
+                  </pic:blipFill>
+                  <pic:spPr>
+                    <a:xfrm>
+                      <a:off x="0" y="0"/>
+                      <a:ext cx="5580000" cy="4311818"/>
+                    </a:xfrm>
+                    <a:prstGeom prst="rect"/>
+                  </pic:spPr>
+                </pic:pic>
+              </a:graphicData>
+            </a:graphic>
+          </wp:inline>
+        </w:drawing>
+      </w:r>
+    </w:p>
+    <w:p>
+      <w:pPr>
+        <w:spacing w:before="0" w:after="160"/>
+        <w:jc w:val="center"/>
+      </w:pPr>
+      <w:r>
+        <w:rPr>
+          <w:rFonts w:ascii="Calibri" w:hAnsi="Calibri"/>
+          <w:b/>
+          <w:color w:val="45565E"/>
+          <w:sz w:val="17"/>
+        </w:rPr>
+        <w:t>Figura 3. Visualización de resultados.</w:t>
+      </w:r>
+    </w:p>
     <w:tbl>
       <w:tblPr>
         <w:tblW w:type="auto" w:w="0"/>
@@ -3065,6 +3233,62 @@
         </w:tc>
       </w:tr>
     </w:tbl>
+    <w:p>
+      <w:pPr>
+        <w:keepNext/>
+        <w:spacing w:before="120" w:after="20"/>
+        <w:jc w:val="center"/>
+      </w:pPr>
+      <w:r>
+        <w:drawing>
+          <wp:inline xmlns:a="http://schemas.openxmlformats.org/drawingml/2006/main" xmlns:pic="http://schemas.openxmlformats.org/drawingml/2006/picture">
+            <wp:extent cx="5580000" cy="4311818"/>
+            <wp:docPr id="4" name="Picture 4"/>
+            <wp:cNvGraphicFramePr>
+              <a:graphicFrameLocks noChangeAspect="1"/>
+            </wp:cNvGraphicFramePr>
+            <a:graphic>
+              <a:graphicData uri="http://schemas.openxmlformats.org/drawingml/2006/picture">
+                <pic:pic>
+                  <pic:nvPicPr>
+                    <pic:cNvPr id="0" name="NMX-22_08_FUENTES.png"/>
+                    <pic:cNvPicPr/>
+                  </pic:nvPicPr>
+                  <pic:blipFill>
+                    <a:blip r:embed="rId13"/>
+                    <a:stretch>
+                      <a:fillRect/>
+                    </a:stretch>
+                  </pic:blipFill>
+                  <pic:spPr>
+                    <a:xfrm>
+                      <a:off x="0" y="0"/>
+                      <a:ext cx="5580000" cy="4311818"/>
+                    </a:xfrm>
+                    <a:prstGeom prst="rect"/>
+                  </pic:spPr>
+                </pic:pic>
+              </a:graphicData>
+            </a:graphic>
+          </wp:inline>
+        </w:drawing>
+      </w:r>
+    </w:p>
+    <w:p>
+      <w:pPr>
+        <w:spacing w:before="0" w:after="160"/>
+        <w:jc w:val="center"/>
+      </w:pPr>
+      <w:r>
+        <w:rPr>
+          <w:rFonts w:ascii="Calibri" w:hAnsi="Calibri"/>
+          <w:b/>
+          <w:color w:val="45565E"/>
+          <w:sz w:val="17"/>
+        </w:rPr>
+        <w:t>Figura 4. Fuentes y trazabilidad.</w:t>
+      </w:r>
+    </w:p>
     <w:tbl>
       <w:tblPr>
         <w:tblW w:type="auto" w:w="0"/>
@@ -3503,32 +3727,129 @@
     </w:p>
     <w:p>
       <w:pPr>
-        <w:spacing w:before="40" w:after="40" w:line="276" w:lineRule="auto"/>
+        <w:keepNext/>
+        <w:spacing w:before="120" w:after="20"/>
+        <w:jc w:val="center"/>
+      </w:pPr>
+      <w:r>
+        <w:drawing>
+          <wp:inline xmlns:a="http://schemas.openxmlformats.org/drawingml/2006/main" xmlns:pic="http://schemas.openxmlformats.org/drawingml/2006/picture">
+            <wp:extent cx="5580000" cy="4311818"/>
+            <wp:docPr id="5" name="Picture 5"/>
+            <wp:cNvGraphicFramePr>
+              <a:graphicFrameLocks noChangeAspect="1"/>
+            </wp:cNvGraphicFramePr>
+            <a:graphic>
+              <a:graphicData uri="http://schemas.openxmlformats.org/drawingml/2006/picture">
+                <pic:pic>
+                  <pic:nvPicPr>
+                    <pic:cNvPr id="0" name="NMX-22_09_DATOS_01.png"/>
+                    <pic:cNvPicPr/>
+                  </pic:nvPicPr>
+                  <pic:blipFill>
+                    <a:blip r:embed="rId14"/>
+                    <a:stretch>
+                      <a:fillRect/>
+                    </a:stretch>
+                  </pic:blipFill>
+                  <pic:spPr>
+                    <a:xfrm>
+                      <a:off x="0" y="0"/>
+                      <a:ext cx="5580000" cy="4311818"/>
+                    </a:xfrm>
+                    <a:prstGeom prst="rect"/>
+                  </pic:spPr>
+                </pic:pic>
+              </a:graphicData>
+            </a:graphic>
+          </wp:inline>
+        </w:drawing>
+      </w:r>
+    </w:p>
+    <w:p>
+      <w:pPr>
+        <w:spacing w:before="0" w:after="160"/>
+        <w:jc w:val="center"/>
       </w:pPr>
       <w:r>
         <w:rPr>
           <w:rFonts w:ascii="Calibri" w:hAnsi="Calibri"/>
           <w:b/>
-          <w:i w:val="0"/>
-          <w:color w:val="C08A2B"/>
-          <w:sz w:val="20"/>
+          <w:color w:val="45565E"/>
+          <w:sz w:val="17"/>
         </w:rPr>
-        <w:t>CAPTURA_NO_GENERADA_POR_LIMITACIÓN_DEL_ENTORNO.</w:t>
+        <w:t>Figura 5. Pantalla de ingreso de datos.</w:t>
       </w:r>
     </w:p>
     <w:p>
       <w:pPr>
-        <w:spacing w:before="40" w:after="80" w:line="276" w:lineRule="auto"/>
+        <w:keepNext/>
+        <w:spacing w:before="120" w:after="20"/>
+        <w:jc w:val="center"/>
+      </w:pPr>
+      <w:r>
+        <w:drawing>
+          <wp:inline xmlns:a="http://schemas.openxmlformats.org/drawingml/2006/main" xmlns:pic="http://schemas.openxmlformats.org/drawingml/2006/picture">
+            <wp:extent cx="5580000" cy="4311818"/>
+            <wp:docPr id="6" name="Picture 6"/>
+            <wp:cNvGraphicFramePr>
+              <a:graphicFrameLocks noChangeAspect="1"/>
+            </wp:cNvGraphicFramePr>
+            <a:graphic>
+              <a:graphicData uri="http://schemas.openxmlformats.org/drawingml/2006/picture">
+                <pic:pic>
+                  <pic:nvPicPr>
+                    <pic:cNvPr id="0" name="NMX-22_03_ENTRADA_02.png"/>
+                    <pic:cNvPicPr/>
+                  </pic:nvPicPr>
+                  <pic:blipFill>
+                    <a:blip r:embed="rId15"/>
+                    <a:stretch>
+                      <a:fillRect/>
+                    </a:stretch>
+                  </pic:blipFill>
+                  <pic:spPr>
+                    <a:xfrm>
+                      <a:off x="0" y="0"/>
+                      <a:ext cx="5580000" cy="4311818"/>
+                    </a:xfrm>
+                    <a:prstGeom prst="rect"/>
+                  </pic:spPr>
+                </pic:pic>
+              </a:graphicData>
+            </a:graphic>
+          </wp:inline>
+        </w:drawing>
+      </w:r>
+    </w:p>
+    <w:p>
+      <w:pPr>
+        <w:spacing w:before="0" w:after="160"/>
+        <w:jc w:val="center"/>
       </w:pPr>
       <w:r>
         <w:rPr>
           <w:rFonts w:ascii="Calibri" w:hAnsi="Calibri"/>
-          <w:b w:val="0"/>
-          <w:i w:val="0"/>
+          <w:b/>
           <w:color w:val="45565E"/>
-          <w:sz w:val="19"/>
+          <w:sz w:val="17"/>
         </w:rPr>
-        <w:t>El entorno de generación de este portafolio no renderiza de forma fiel el archivo XLSX original, por lo que no se incluyen capturas simuladas. Las hojas reales del libro pueden abrirse en Microsoft Excel según la compatibilidad indicada.</w:t>
+        <w:t>Figura 6. Pantalla de ingreso de datos.</w:t>
+      </w:r>
+    </w:p>
+    <w:p>
+      <w:pPr>
+        <w:spacing w:after="120"/>
+        <w:jc w:val="center"/>
+      </w:pPr>
+      <w:r>
+        <w:rPr>
+          <w:rFonts w:ascii="Calibri" w:hAnsi="Calibri"/>
+          <w:i/>
+          <w:color w:val="45565E"/>
+          <w:sz w:val="15"/>
+        </w:rPr>
+        <w:t>Captura real del archivo Excel NUTRIMETRÍA correspondiente al producto.</w:t>
       </w:r>
     </w:p>
     <w:tbl>
